--- a/docs/00_thesis/chapters/08_第八章_結論與建議.docx
+++ b/docs/00_thesis/chapters/08_第八章_結論與建議.docx
@@ -129,16 +129,7 @@
         <w:rPr>
           <w:rFonts w:hint="eastAsia"/>
         </w:rPr>
-        <w:t xml:space="preserve">0.938），且僅需</w:t>
-      </w:r>
-      <w:r>
-        <w:t xml:space="preserve"> 5 </w:t>
-      </w:r>
-      <w:r>
-        <w:rPr>
-          <w:rFonts w:hint="eastAsia"/>
-        </w:rPr>
-        <w:t xml:space="preserve">個關鍵特徵即可維持接近完整效能。Δ</w:t>
+        <w:t xml:space="preserve">0.938），且僅需前兩大關鍵特徵（同一生物標記的兩個時間點值）即可維持接近完整效能（AUC</w:t>
       </w:r>
       <w:r>
         <w:t xml:space="preserve"> </w:t>
@@ -147,16 +138,25 @@
         <w:rPr>
           <w:rFonts w:hint="eastAsia"/>
         </w:rPr>
-        <w:t xml:space="preserve">特徵在資料受限情境下可帶來約</w:t>
-      </w:r>
-      <w:r>
-        <w:t xml:space="preserve"> 2% </w:t>
-      </w:r>
-      <w:r>
-        <w:rPr>
-          <w:rFonts w:hint="eastAsia"/>
-        </w:rPr>
-        <w:t xml:space="preserve">的</w:t>
+        <w:t xml:space="preserve">降幅在</w:t>
+      </w:r>
+      <w:r>
+        <w:t xml:space="preserve"> 1.5% </w:t>
+      </w:r>
+      <w:r>
+        <w:rPr>
+          <w:rFonts w:hint="eastAsia"/>
+        </w:rPr>
+        <w:t xml:space="preserve">以內）。Δ</w:t>
+      </w:r>
+      <w:r>
+        <w:t xml:space="preserve"> </w:t>
+      </w:r>
+      <w:r>
+        <w:rPr>
+          <w:rFonts w:hint="eastAsia"/>
+        </w:rPr>
+        <w:t xml:space="preserve">特徵雖在消融實驗中對</w:t>
       </w:r>
       <w:r>
         <w:t xml:space="preserve"> AUC </w:t>
@@ -165,16 +165,7 @@
         <w:rPr>
           <w:rFonts w:hint="eastAsia"/>
         </w:rPr>
-        <w:t xml:space="preserve">提升，並在</w:t>
-      </w:r>
-      <w:r>
-        <w:t xml:space="preserve"> Top 10 </w:t>
-      </w:r>
-      <w:r>
-        <w:rPr>
-          <w:rFonts w:hint="eastAsia"/>
-        </w:rPr>
-        <w:t xml:space="preserve">重要特徵中佔比達</w:t>
+        <w:t xml:space="preserve">的獨立貢獻有限（約</w:t>
       </w:r>
       <w:r>
         <w:t xml:space="preserve"> </w:t>
@@ -183,7 +174,16 @@
         <w:rPr>
           <w:rFonts w:hint="eastAsia"/>
         </w:rPr>
-        <w:t xml:space="preserve">30-50%，驗證了縱向特徵工程的價值。符號回歸發現的單變數公式（如高血糖</w:t>
+        <w:t xml:space="preserve">2%），但在</w:t>
+      </w:r>
+      <w:r>
+        <w:t xml:space="preserve"> SHAP </w:t>
+      </w:r>
+      <w:r>
+        <w:rPr>
+          <w:rFonts w:hint="eastAsia"/>
+        </w:rPr>
+        <w:t xml:space="preserve">分析中持續出現於重要特徵清單，具有臨床可解釋性的獨立價值。符號回歸發現的單變數公式（如高血糖</w:t>
       </w:r>
       <w:r>
         <w:t xml:space="preserve"> </w:t>
@@ -259,16 +259,16 @@
         <w:rPr>
           <w:rFonts w:hint="eastAsia"/>
         </w:rPr>
-        <w:t xml:space="preserve">特徵從單一疾病（Yang</w:t>
-      </w:r>
-      <w:r>
-        <w:t xml:space="preserve"> et al., 2025 </w:t>
-      </w:r>
-      <w:r>
-        <w:rPr>
-          <w:rFonts w:hint="eastAsia"/>
-        </w:rPr>
-        <w:t xml:space="preserve">的糖尿病預測）擴展至三高同時預測場景，並透過消融實驗提供跨疾病的實證依據。十種模型的系統性比較涵蓋傳統統計、樹模型、神經網路與符號回歸，搭配類別不平衡處理、資料篩選策略與多任務學習等多組對比實驗，從多個面向驗證了研究方法的穩健性。</w:t>
+        <w:t xml:space="preserve">特徵從單一疾病（Kanegae</w:t>
+      </w:r>
+      <w:r>
+        <w:t xml:space="preserve"> et al., 2020 </w:t>
+      </w:r>
+      <w:r>
+        <w:rPr>
+          <w:rFonts w:hint="eastAsia"/>
+        </w:rPr>
+        <w:t xml:space="preserve">的高血壓預測）擴展至三高同時預測場景，並透過消融實驗提供跨疾病的實證依據。十種模型的系統性比較涵蓋傳統統計、樹模型、神經網路與符號回歸，搭配類別不平衡處理、資料篩選策略與多任務學習等多組對比實驗，從多個面向驗證了研究方法的穩健性。</w:t>
       </w:r>
     </w:p>
     <w:p>
@@ -291,7 +291,7 @@
         <w:t xml:space="preserve">分析所識別的可干預風險因子（如血糖、血壓的變化趨勢）可輔助臨床判斷與衛教，而符號回歸的簡單公式與</w:t>
       </w:r>
       <w:r>
-        <w:t xml:space="preserve"> Top 5 </w:t>
+        <w:t xml:space="preserve"> Top 2 </w:t>
       </w:r>
       <w:r>
         <w:rPr>
@@ -506,7 +506,151 @@
         <w:rPr>
           <w:rFonts w:hint="eastAsia"/>
         </w:rPr>
-        <w:t xml:space="preserve">由於缺乏具相似資料結構的外部資料集，本研究僅能透過內部交叉驗證評估模型性能。未來若能取得其他健檢中心或跨地區的縱向資料，將有助於驗證模型的穩健性與外推性。</w:t>
+        <w:t xml:space="preserve">由於缺乏具相似資料結構的外部資料集，本研究僅能透過內部交叉驗證評估模型性能。研究過程中曾嘗試使用</w:t>
+      </w:r>
+      <w:r>
+        <w:t xml:space="preserve"> Synthea </w:t>
+      </w:r>
+      <w:r>
+        <w:rPr>
+          <w:rFonts w:hint="eastAsia"/>
+        </w:rPr>
+        <w:t xml:space="preserve">合成病患產生器（Walonoski</w:t>
+      </w:r>
+      <w:r>
+        <w:t xml:space="preserve"> et al., </w:t>
+      </w:r>
+      <w:r>
+        <w:rPr>
+          <w:rFonts w:hint="eastAsia"/>
+        </w:rPr>
+        <w:t xml:space="preserve">2018）所產生的模擬醫療紀錄進行外部驗證，但受限於資料品質問題：高血糖因檢測偏差導致有</w:t>
+      </w:r>
+      <w:r>
+        <w:t xml:space="preserve"> FBG </w:t>
+      </w:r>
+      <w:r>
+        <w:rPr>
+          <w:rFonts w:hint="eastAsia"/>
+        </w:rPr>
+        <w:t xml:space="preserve">記錄者中</w:t>
+      </w:r>
+      <w:r>
+        <w:t xml:space="preserve"> 99.4% </w:t>
+      </w:r>
+      <w:r>
+        <w:rPr>
+          <w:rFonts w:hint="eastAsia"/>
+        </w:rPr>
+        <w:t xml:space="preserve">為陽性，無法進行有效驗證；高血脂因</w:t>
+      </w:r>
+      <w:r>
+        <w:t xml:space="preserve"> TC </w:t>
+      </w:r>
+      <w:r>
+        <w:rPr>
+          <w:rFonts w:hint="eastAsia"/>
+        </w:rPr>
+        <w:t xml:space="preserve">缺失率達</w:t>
+      </w:r>
+      <w:r>
+        <w:t xml:space="preserve"> </w:t>
+      </w:r>
+      <w:r>
+        <w:rPr>
+          <w:rFonts w:hint="eastAsia"/>
+        </w:rPr>
+        <w:t xml:space="preserve">72%，結果可比性不足。僅高血壓可進行有限度驗證，但在</w:t>
+      </w:r>
+      <w:r>
+        <w:t xml:space="preserve"> SUA </w:t>
+      </w:r>
+      <w:r>
+        <w:rPr>
+          <w:rFonts w:hint="eastAsia"/>
+        </w:rPr>
+        <w:t xml:space="preserve">訓練、Synthea</w:t>
+      </w:r>
+      <w:r>
+        <w:t xml:space="preserve"> </w:t>
+      </w:r>
+      <w:r>
+        <w:rPr>
+          <w:rFonts w:hint="eastAsia"/>
+        </w:rPr>
+        <w:t xml:space="preserve">測試的跨資料集情境下，LR</w:t>
+      </w:r>
+      <w:r>
+        <w:t xml:space="preserve"> </w:t>
+      </w:r>
+      <w:r>
+        <w:rPr>
+          <w:rFonts w:hint="eastAsia"/>
+        </w:rPr>
+        <w:t xml:space="preserve">的</w:t>
+      </w:r>
+      <w:r>
+        <w:t xml:space="preserve"> AUC </w:t>
+      </w:r>
+      <w:r>
+        <w:rPr>
+          <w:rFonts w:hint="eastAsia"/>
+        </w:rPr>
+        <w:t xml:space="preserve">從</w:t>
+      </w:r>
+      <w:r>
+        <w:t xml:space="preserve"> 0.718 </w:t>
+      </w:r>
+      <w:r>
+        <w:rPr>
+          <w:rFonts w:hint="eastAsia"/>
+        </w:rPr>
+        <w:t xml:space="preserve">下降至</w:t>
+      </w:r>
+      <w:r>
+        <w:t xml:space="preserve"> </w:t>
+      </w:r>
+      <w:r>
+        <w:rPr>
+          <w:rFonts w:hint="eastAsia"/>
+        </w:rPr>
+        <w:t xml:space="preserve">0.625（降幅約</w:t>
+      </w:r>
+      <w:r>
+        <w:t xml:space="preserve"> </w:t>
+      </w:r>
+      <w:r>
+        <w:rPr>
+          <w:rFonts w:hint="eastAsia"/>
+        </w:rPr>
+        <w:t xml:space="preserve">9%），此降幅可歸因於兩資料集的族群差異（Synthea</w:t>
+      </w:r>
+      <w:r>
+        <w:t xml:space="preserve"> </w:t>
+      </w:r>
+      <w:r>
+        <w:rPr>
+          <w:rFonts w:hint="eastAsia"/>
+        </w:rPr>
+        <w:t xml:space="preserve">平均年齡</w:t>
+      </w:r>
+      <w:r>
+        <w:t xml:space="preserve"> 43.7 </w:t>
+      </w:r>
+      <w:r>
+        <w:rPr>
+          <w:rFonts w:hint="eastAsia"/>
+        </w:rPr>
+        <w:t xml:space="preserve">歲</w:t>
+      </w:r>
+      <w:r>
+        <w:t xml:space="preserve"> vs SUA 68.1 </w:t>
+      </w:r>
+      <w:r>
+        <w:rPr>
+          <w:rFonts w:hint="eastAsia"/>
+        </w:rPr>
+        <w:t xml:space="preserve">歲）及合成資料的固有限制。此嘗試顯示，外部驗證需取得具相似族群結構的真實健檢資料方能有效執行。</w:t>
       </w:r>
     </w:p>
     <w:bookmarkEnd w:id="19"/>
@@ -532,7 +676,7 @@
           <w:b/>
           <w:bCs/>
         </w:rPr>
-        <w:t xml:space="preserve">確診定義包含非生理指標條件</w:t>
+        <w:t xml:space="preserve">標記定義與用藥資訊的缺失</w:t>
       </w:r>
     </w:p>
     <w:p>
@@ -552,7 +696,7 @@
         <w:rPr>
           <w:rFonts w:hint="eastAsia"/>
         </w:rPr>
-        <w:t xml:space="preserve">原始論文，三項疾病的確診標記並非皆以生理指標閾值為唯一依據：高血壓定義為</w:t>
+        <w:t xml:space="preserve">原始論文，三項疾病的確診標記定義如下：高血壓為</w:t>
       </w:r>
       <w:r>
         <w:t xml:space="preserve"> SBP ≥ 140 </w:t>
@@ -570,21 +714,7 @@
         <w:rPr>
           <w:rFonts w:hint="eastAsia"/>
         </w:rPr>
-        <w:t xml:space="preserve">mmHg，</w:t>
-      </w:r>
-      <w:r>
-        <w:rPr>
-          <w:rFonts w:hint="eastAsia"/>
-          <w:b/>
-          <w:bCs/>
-        </w:rPr>
-        <w:t xml:space="preserve">或已確診且正在服用降壓藥物</w:t>
-      </w:r>
-      <w:r>
-        <w:rPr>
-          <w:rFonts w:hint="eastAsia"/>
-        </w:rPr>
-        <w:t xml:space="preserve">；高血糖定義為</w:t>
+        <w:t xml:space="preserve">mmHg，或已確診且正在服用降壓藥物；高血糖為</w:t>
       </w:r>
       <w:r>
         <w:t xml:space="preserve"> FBG ≥ 7.0 </w:t>
@@ -593,30 +723,52 @@
         <w:rPr>
           <w:rFonts w:hint="eastAsia"/>
         </w:rPr>
-        <w:t xml:space="preserve">mmol/L，</w:t>
-      </w:r>
-      <w:r>
-        <w:rPr>
-          <w:rFonts w:hint="eastAsia"/>
-          <w:b/>
-          <w:bCs/>
-        </w:rPr>
-        <w:t xml:space="preserve">或自我報告糖尿病</w:t>
-      </w:r>
-      <w:r>
-        <w:rPr>
-          <w:rFonts w:hint="eastAsia"/>
-        </w:rPr>
-        <w:t xml:space="preserve">；高血脂則僅以</w:t>
-      </w:r>
-      <w:r>
-        <w:t xml:space="preserve"> TC ≥ 6.22 mmol/L </w:t>
-      </w:r>
-      <w:r>
-        <w:rPr>
-          <w:rFonts w:hint="eastAsia"/>
-        </w:rPr>
-        <w:t xml:space="preserve">為標準，無額外條件。</w:t>
+        <w:t xml:space="preserve">mmol/L，或自我報告糖尿病；高血脂為</w:t>
+      </w:r>
+      <w:r>
+        <w:t xml:space="preserve"> TC ≥ 6.22 </w:t>
+      </w:r>
+      <w:r>
+        <w:rPr>
+          <w:rFonts w:hint="eastAsia"/>
+        </w:rPr>
+        <w:t xml:space="preserve">mmol/L。然而，本研究對資料集的驗證顯示，所有高血壓陽性紀錄（3,770</w:t>
+      </w:r>
+      <w:r>
+        <w:t xml:space="preserve"> </w:t>
+      </w:r>
+      <w:r>
+        <w:rPr>
+          <w:rFonts w:hint="eastAsia"/>
+        </w:rPr>
+        <w:t xml:space="preserve">筆）皆符合</w:t>
+      </w:r>
+      <w:r>
+        <w:t xml:space="preserve"> SBP ≥ 140 </w:t>
+      </w:r>
+      <w:r>
+        <w:rPr>
+          <w:rFonts w:hint="eastAsia"/>
+        </w:rPr>
+        <w:t xml:space="preserve">或</w:t>
+      </w:r>
+      <w:r>
+        <w:t xml:space="preserve"> DBP ≥ 90 </w:t>
+      </w:r>
+      <w:r>
+        <w:rPr>
+          <w:rFonts w:hint="eastAsia"/>
+        </w:rPr>
+        <w:t xml:space="preserve">的閾值條件，不存在「血壓正常但標記為陽性」的案例。此外，約</w:t>
+      </w:r>
+      <w:r>
+        <w:t xml:space="preserve"> 24.8% </w:t>
+      </w:r>
+      <w:r>
+        <w:rPr>
+          <w:rFonts w:hint="eastAsia"/>
+        </w:rPr>
+        <w:t xml:space="preserve">曾被標記為陽性的個體在後續健檢中因血壓回落至閾值以下而翻轉為陰性。此行為顯示資料集的標記實際上為當次健檢的生理指標快照，而非持續性的疾病狀態標記。</w:t>
       </w:r>
     </w:p>
     <w:p>
@@ -627,72 +779,7 @@
         <w:rPr>
           <w:rFonts w:hint="eastAsia"/>
         </w:rPr>
-        <w:t xml:space="preserve">此定義差異對高血壓與高血糖的預測模型產生影響：正在服用降壓藥的個體，其血壓可能已被控制於正常範圍，但仍被標記為患病，導致特徵與標籤之間出現不一致。此現象亦可能使</w:t>
-      </w:r>
-      <w:r>
-        <w:t xml:space="preserve"> Δ </w:t>
-      </w:r>
-      <w:r>
-        <w:rPr>
-          <w:rFonts w:hint="eastAsia"/>
-        </w:rPr>
-        <w:t xml:space="preserve">特徵產生誤導——例如，開始服藥的個體可能呈現</w:t>
-      </w:r>
-      <w:r>
-        <w:t xml:space="preserve"> ΔSBP &lt; </w:t>
-      </w:r>
-      <w:r>
-        <w:rPr>
-          <w:rFonts w:hint="eastAsia"/>
-        </w:rPr>
-        <w:t xml:space="preserve">0（血壓下降），模型將此解讀為低風險訊號，但實際上該個體已確診高血壓。類似地，自我報告糖尿病但</w:t>
-      </w:r>
-      <w:r>
-        <w:t xml:space="preserve"> FBG </w:t>
-      </w:r>
-      <w:r>
-        <w:rPr>
-          <w:rFonts w:hint="eastAsia"/>
-        </w:rPr>
-        <w:t xml:space="preserve">受控的個體亦存在同樣問題。高血脂因僅使用生理閾值定義，不受此限制影響。</w:t>
-      </w:r>
-    </w:p>
-    <w:p>
-      <w:pPr>
-        <w:pStyle w:val="a0"/>
-      </w:pPr>
-      <w:r>
-        <w:rPr>
-          <w:rFonts w:hint="eastAsia"/>
-        </w:rPr>
-        <w:t xml:space="preserve">雖然本研究的排除策略</w:t>
-      </w:r>
-      <w:r>
-        <w:t xml:space="preserve"> </w:t>
-      </w:r>
-      <w:r>
-        <w:rPr>
-          <w:rFonts w:hint="eastAsia"/>
-        </w:rPr>
-        <w:t xml:space="preserve">C（§6.6）已排除</w:t>
-      </w:r>
-      <w:r>
-        <w:t xml:space="preserve"> Y-2 </w:t>
-      </w:r>
-      <w:r>
-        <w:rPr>
-          <w:rFonts w:hint="eastAsia"/>
-        </w:rPr>
-        <w:t xml:space="preserve">時生理指標超標的既有患者，但無法識別「Y-2</w:t>
-      </w:r>
-      <w:r>
-        <w:t xml:space="preserve"> </w:t>
-      </w:r>
-      <w:r>
-        <w:rPr>
-          <w:rFonts w:hint="eastAsia"/>
-        </w:rPr>
-        <w:t xml:space="preserve">時已用藥且指標被控制於正常範圍」的個體，此為使用公開資料集的固有限制。未來研究若能取得用藥紀錄，應納入用藥史作為額外特徵或排除條件，以更精確地定義新發個案。</w:t>
+        <w:t xml:space="preserve">由於資料集不包含用藥紀錄，模型無法區分「血壓自然恢復的健康個體」與「因藥物控制而血壓正常的已確診患者」。此限制意味著模型預測的是「下次健檢時生理指標是否超過閾值」，而非嚴格意義上的持續性疾病狀態。類似地，高血糖的標記亦缺乏用藥或自我報告資訊的佐證，高血脂則因僅使用生理閾值定義，不受此限制影響。未來研究若能取得用藥紀錄，應納入用藥史作為額外特徵或排除條件，以更精確地定義持續性疾病狀態與新發個案。</w:t>
       </w:r>
     </w:p>
     <w:p>
@@ -913,6 +1000,111 @@
           <w:rFonts w:hint="eastAsia"/>
         </w:rPr>
         <w:t xml:space="preserve">explanations），以支持更精細的個人化健康建議。</w:t>
+      </w:r>
+    </w:p>
+    <w:p>
+      <w:pPr>
+        <w:pStyle w:val="a0"/>
+      </w:pPr>
+      <w:r>
+        <w:rPr>
+          <w:rFonts w:hint="eastAsia"/>
+          <w:b/>
+          <w:bCs/>
+        </w:rPr>
+        <w:t xml:space="preserve">特徵時序重要性的變化機制</w:t>
+      </w:r>
+    </w:p>
+    <w:p>
+      <w:pPr>
+        <w:pStyle w:val="a0"/>
+      </w:pPr>
+      <w:r>
+        <w:rPr>
+          <w:rFonts w:hint="eastAsia"/>
+        </w:rPr>
+        <w:t xml:space="preserve">本研究觀察到一個值得深入探討的現象：在滑動窗口擴增樣本量之前（約</w:t>
+      </w:r>
+      <w:r>
+        <w:t xml:space="preserve"> 6,000 </w:t>
+      </w:r>
+      <w:r>
+        <w:rPr>
+          <w:rFonts w:hint="eastAsia"/>
+        </w:rPr>
+        <w:t xml:space="preserve">筆），SHAP</w:t>
+      </w:r>
+      <w:r>
+        <w:t xml:space="preserve"> </w:t>
+      </w:r>
+      <w:r>
+        <w:rPr>
+          <w:rFonts w:hint="eastAsia"/>
+        </w:rPr>
+        <w:t xml:space="preserve">特徵重要性排序為</w:t>
+      </w:r>
+      <w:r>
+        <w:t xml:space="preserve"> Y-1 &gt; </w:t>
+      </w:r>
+      <w:r>
+        <w:rPr>
+          <w:rFonts w:hint="eastAsia"/>
+        </w:rPr>
+        <w:t xml:space="preserve">Y-2（前一年</w:t>
+      </w:r>
+      <w:r>
+        <w:t xml:space="preserve"> &gt; </w:t>
+      </w:r>
+      <w:r>
+        <w:rPr>
+          <w:rFonts w:hint="eastAsia"/>
+        </w:rPr>
+        <w:t xml:space="preserve">前兩年）；然而在滑動窗口擴增至</w:t>
+      </w:r>
+      <w:r>
+        <w:t xml:space="preserve"> 13,514 </w:t>
+      </w:r>
+      <w:r>
+        <w:rPr>
+          <w:rFonts w:hint="eastAsia"/>
+        </w:rPr>
+        <w:t xml:space="preserve">筆之後，高血壓與高血脂的排序翻轉為</w:t>
+      </w:r>
+      <w:r>
+        <w:t xml:space="preserve"> Y-2 &gt; </w:t>
+      </w:r>
+      <w:r>
+        <w:rPr>
+          <w:rFonts w:hint="eastAsia"/>
+        </w:rPr>
+        <w:t xml:space="preserve">Y-1，僅高血糖維持</w:t>
+      </w:r>
+      <w:r>
+        <w:t xml:space="preserve"> Y-1 &gt; </w:t>
+      </w:r>
+      <w:r>
+        <w:rPr>
+          <w:rFonts w:hint="eastAsia"/>
+        </w:rPr>
+        <w:t xml:space="preserve">Y-2（可能因</w:t>
+      </w:r>
+      <w:r>
+        <w:t xml:space="preserve"> FBG </w:t>
+      </w:r>
+      <w:r>
+        <w:rPr>
+          <w:rFonts w:hint="eastAsia"/>
+        </w:rPr>
+        <w:t xml:space="preserve">具有直接前驅特性）。此翻轉現象與</w:t>
+      </w:r>
+      <w:r>
+        <w:t xml:space="preserve"> §7.5 </w:t>
+      </w:r>
+      <w:r>
+        <w:rPr>
+          <w:rFonts w:hint="eastAsia"/>
+        </w:rPr>
+        <w:t xml:space="preserve">健檢次數實驗中早期基線（T1）具有最高單獨預測力的發現一致，暗示當樣本量充足時，模型更能識別早期基線值的長期預測價值。未來研究可進一步探討此排名翻轉的機制——是純粹的樣本量效應，抑或滑動窗口重新定義時間窗口後改變了特徵間的資訊結構——以更深入理解縱向特徵在不同建模條件下的行為差異。</w:t>
       </w:r>
     </w:p>
     <w:bookmarkEnd w:id="22"/>

--- a/docs/00_thesis/chapters/08_第八章_結論與建議.docx
+++ b/docs/00_thesis/chapters/08_第八章_結論與建議.docx
@@ -380,6 +380,9 @@
         <w:pStyle w:val="3"/>
       </w:pPr>
       <w:r>
+        <w:t xml:space="preserve">8.2.1 </w:t>
+      </w:r>
+      <w:r>
         <w:rPr>
           <w:rFonts w:hint="eastAsia"/>
         </w:rPr>
@@ -659,6 +662,9 @@
       <w:pPr>
         <w:pStyle w:val="3"/>
       </w:pPr>
+      <w:r>
+        <w:t xml:space="preserve">8.2.2 </w:t>
+      </w:r>
       <w:r>
         <w:rPr>
           <w:rFonts w:hint="eastAsia"/>
@@ -858,6 +864,9 @@
         <w:pStyle w:val="3"/>
       </w:pPr>
       <w:r>
+        <w:t xml:space="preserve">8.3.1 </w:t>
+      </w:r>
+      <w:r>
         <w:rPr>
           <w:rFonts w:hint="eastAsia"/>
         </w:rPr>
@@ -1114,6 +1123,9 @@
         <w:pStyle w:val="3"/>
       </w:pPr>
       <w:r>
+        <w:t xml:space="preserve">8.3.2 </w:t>
+      </w:r>
+      <w:r>
         <w:rPr>
           <w:rFonts w:hint="eastAsia"/>
         </w:rPr>
@@ -1146,6 +1158,9 @@
       <w:pPr>
         <w:pStyle w:val="3"/>
       </w:pPr>
+      <w:r>
+        <w:t xml:space="preserve">8.3.3 </w:t>
+      </w:r>
       <w:r>
         <w:rPr>
           <w:rFonts w:hint="eastAsia"/>

--- a/docs/00_thesis/chapters/08_第八章_結論與建議.docx
+++ b/docs/00_thesis/chapters/08_第八章_結論與建議.docx
@@ -69,7 +69,7 @@
         <w:t xml:space="preserve">本研究使用</w:t>
       </w:r>
       <w:r>
-        <w:t xml:space="preserve"> Luo et al. (2024) </w:t>
+        <w:t xml:space="preserve"> Luo et al. [18] </w:t>
       </w:r>
       <w:r>
         <w:rPr>
@@ -262,7 +262,7 @@
         <w:t xml:space="preserve">特徵從單一疾病（Kanegae</w:t>
       </w:r>
       <w:r>
-        <w:t xml:space="preserve"> et al., 2020 </w:t>
+        <w:t xml:space="preserve"> et al. [9] </w:t>
       </w:r>
       <w:r>
         <w:rPr>
@@ -485,7 +485,16 @@
         <w:rPr>
           <w:rFonts w:hint="eastAsia"/>
         </w:rPr>
-        <w:t xml:space="preserve">DGA）明確指出，飲食模式與三高疾病具有直接且顯著的關聯。例如，添加糖攝取與代謝症候群、超加工食品與慢性疾病的發生皆有密切關係。若能整合飲食資料，預期可進一步提升預測性能並提供更全面的健康管理建議。</w:t>
+        <w:t xml:space="preserve">DGA）[35]</w:t>
+      </w:r>
+      <w:r>
+        <w:t xml:space="preserve"> </w:t>
+      </w:r>
+      <w:r>
+        <w:rPr>
+          <w:rFonts w:hint="eastAsia"/>
+        </w:rPr>
+        <w:t xml:space="preserve">明確指出，飲食模式與三高疾病具有直接且顯著的關聯。例如，添加糖攝取與代謝症候群、超加工食品與慢性疾病的發生皆有密切關係。若能整合飲食資料，預期可進一步提升預測性能並提供更全面的健康管理建議。</w:t>
       </w:r>
     </w:p>
     <w:p>
@@ -518,16 +527,7 @@
         <w:rPr>
           <w:rFonts w:hint="eastAsia"/>
         </w:rPr>
-        <w:t xml:space="preserve">合成病患產生器（Walonoski</w:t>
-      </w:r>
-      <w:r>
-        <w:t xml:space="preserve"> et al., </w:t>
-      </w:r>
-      <w:r>
-        <w:rPr>
-          <w:rFonts w:hint="eastAsia"/>
-        </w:rPr>
-        <w:t xml:space="preserve">2018）所產生的模擬醫療紀錄進行外部驗證，但受限於資料品質問題：高血糖因檢測偏差導致有</w:t>
+        <w:t xml:space="preserve">合成病患產生器[36]所產生的模擬醫療紀錄進行外部驗證，但受限於資料品質問題：高血糖因檢測偏差導致有</w:t>
       </w:r>
       <w:r>
         <w:t xml:space="preserve"> FBG </w:t>
@@ -696,7 +696,7 @@
         <w:t xml:space="preserve">根據</w:t>
       </w:r>
       <w:r>
-        <w:t xml:space="preserve"> Luo et al. (2024) </w:t>
+        <w:t xml:space="preserve"> Luo et al. [18] </w:t>
       </w:r>
       <w:r>
         <w:rPr>
